--- a/docs/Mota_Tinh_Nang_KinhDoanh_KhachHang (AutoRecovered).docx
+++ b/docs/Mota_Tinh_Nang_KinhDoanh_KhachHang (AutoRecovered).docx
@@ -5338,150 +5338,173 @@
     <w:p>
       <w:pPr>
         <w:spacing w:after="80"/>
-        <w:rPr>
-          <w:lang w:val="en-US"/>
-        </w:rPr>
-      </w:pPr>
-      <w:r>
-        <w:t>Vận hành Hotline 1900.545.520 chuyên nghiệp 24/7, tích hợp sâu vào CRM và hệ thống vận hành IOC — mỗi cuộc gọi không chỉ được trả lời mà còn được biến thành Work Order, ticket khiếu nại, hoặc bản ghi tương tác trong hồ sơ KH.</w:t>
-      </w:r>
-      <w:r>
-        <w:rPr>
-          <w:lang w:val="en-US"/>
-        </w:rPr>
+      </w:pPr>
+      <w:r>
+        <w:t xml:space="preserve">Vận hành Hotline 1900.545.520 chuyên nghiệp 24/7, tích hợp sâu vào CRM và hệ thống vận hành IOC — mỗi cuộc gọi không chỉ được trả lời mà còn được biến thành Work Order, ticket khiếu nại, hoặc bản ghi tương tác trong hồ sơ KH. </w:t>
+      </w:r>
+      <w:r>
+        <w:tab/>
+      </w:r>
+    </w:p>
+    <w:p>
+      <w:pPr>
+        <w:pStyle w:val="Heading4"/>
+      </w:pPr>
+      <w:r>
+        <w:t>Lợi ích chính</w:t>
+      </w:r>
+    </w:p>
+    <w:p>
+      <w:pPr>
+        <w:pStyle w:val="ListParagraph"/>
+        <w:numPr>
+          <w:ilvl w:val="0"/>
+          <w:numId w:val="2"/>
+        </w:numPr>
+        <w:spacing w:after="60"/>
+      </w:pPr>
+      <w:r>
+        <w:t>Mỗi cuộc gọi đến đều có ngữ cảnh đầy đủ KH ngay khi tổng đài viên nhấc máy.</w:t>
+      </w:r>
+    </w:p>
+    <w:p>
+      <w:pPr>
+        <w:pStyle w:val="ListParagraph"/>
+        <w:numPr>
+          <w:ilvl w:val="0"/>
+          <w:numId w:val="2"/>
+        </w:numPr>
+        <w:spacing w:after="60"/>
+      </w:pPr>
+      <w:r>
+        <w:t>Định tuyến thông minh — sự cố kỹ thuật về kỹ thuật, hóa đơn về kinh doanh, không qua nhiều cấp.</w:t>
+      </w:r>
+    </w:p>
+    <w:p>
+      <w:pPr>
+        <w:pStyle w:val="ListParagraph"/>
+        <w:numPr>
+          <w:ilvl w:val="0"/>
+          <w:numId w:val="2"/>
+        </w:numPr>
+        <w:spacing w:after="60"/>
+      </w:pPr>
+      <w:r>
+        <w:t>Quản lý chất lượng dịch vụ bằng số liệu thực tế thay vì cảm tính.</w:t>
+      </w:r>
+    </w:p>
+    <w:p>
+      <w:pPr>
+        <w:pStyle w:val="Heading4"/>
+      </w:pPr>
+      <w:r>
+        <w:t>Các chức năng con</w:t>
+      </w:r>
+    </w:p>
+    <w:p>
+      <w:pPr>
+        <w:pStyle w:val="ListParagraph"/>
+        <w:numPr>
+          <w:ilvl w:val="0"/>
+          <w:numId w:val="2"/>
+        </w:numPr>
+        <w:spacing w:after="60"/>
+      </w:pPr>
+      <w:r>
+        <w:t>IVR thông minh đa nhánh: Nhấn 1 báo sự cố; Nhấn 2 tra cứu hóa đơn; Nhấn 3 đăng ký lắp đặt mới; Nhấn 4 khiếu nại; Nhấn 0 gặp tổng đài viên.</w:t>
+      </w:r>
+    </w:p>
+    <w:p>
+      <w:pPr>
+        <w:pStyle w:val="ListParagraph"/>
+        <w:numPr>
+          <w:ilvl w:val="0"/>
+          <w:numId w:val="2"/>
+        </w:numPr>
+        <w:spacing w:after="60"/>
+      </w:pPr>
+      <w:r>
+        <w:t>Định tuyến theo địa bàn KH: KH ở Cẩm Phả → tổng đài viên thông thạo địa bàn Cẩm Phả (nếu có thể).</w:t>
+      </w:r>
+    </w:p>
+    <w:p>
+      <w:pPr>
+        <w:pStyle w:val="ListParagraph"/>
+        <w:numPr>
+          <w:ilvl w:val="0"/>
+          <w:numId w:val="2"/>
+        </w:numPr>
+        <w:spacing w:after="60"/>
+      </w:pPr>
+      <w:r>
+        <w:t>Pop-up CRM tự động: khi cuộc gọi đến, màn hình tổng đài viên tự bật hồ sơ KH 360° (theo SĐT gọi đến).</w:t>
+      </w:r>
+    </w:p>
+    <w:p>
+      <w:pPr>
+        <w:pStyle w:val="ListParagraph"/>
+        <w:numPr>
+          <w:ilvl w:val="0"/>
+          <w:numId w:val="2"/>
+        </w:numPr>
+        <w:spacing w:after="60"/>
+      </w:pPr>
+      <w:r>
+        <w:t xml:space="preserve">Click-to-call ngược lại từ My </w:t>
+      </w:r>
+      <w:r>
+        <w:t>Công ty</w:t>
+      </w:r>
+      <w:r>
+        <w:t xml:space="preserve"> App (KH bấm trong app, hệ thống gọi lại trong &lt; 60 giây — không tốn phí KH).</w:t>
+      </w:r>
+    </w:p>
+    <w:p>
+      <w:pPr>
+        <w:pStyle w:val="ListParagraph"/>
+        <w:numPr>
+          <w:ilvl w:val="0"/>
+          <w:numId w:val="2"/>
+        </w:numPr>
+        <w:spacing w:after="60"/>
+      </w:pPr>
+      <w:r>
+        <w:t xml:space="preserve">Ghi âm 100% cuộc gọi, lưu 90 ngày, tổng đài viên không </w:t>
+      </w:r>
+      <w:proofErr w:type="spellStart"/>
+      <w:r>
+        <w:t>thể</w:t>
+      </w:r>
+      <w:proofErr w:type="spellEnd"/>
+      <w:r>
         <w:t xml:space="preserve"> </w:t>
       </w:r>
-      <w:r>
-        <w:rPr>
-          <w:lang w:val="en-US"/>
-        </w:rPr>
+      <w:proofErr w:type="spellStart"/>
+      <w:r>
+        <w:t>tắt</w:t>
+      </w:r>
+      <w:proofErr w:type="spellEnd"/>
+      <w:r>
+        <w:t xml:space="preserve"> </w:t>
+      </w:r>
+      <w:proofErr w:type="spellStart"/>
+      <w:r>
+        <w:t>ghi</w:t>
+      </w:r>
+      <w:proofErr w:type="spellEnd"/>
+      <w:r>
+        <w:t xml:space="preserve"> </w:t>
+      </w:r>
+      <w:proofErr w:type="spellStart"/>
+      <w:r>
+        <w:t>âm</w:t>
+      </w:r>
+      <w:proofErr w:type="spellEnd"/>
+      <w:r>
+        <w:t>.</w:t>
+      </w:r>
+      <w:r>
         <w:tab/>
-      </w:r>
-    </w:p>
-    <w:p>
-      <w:pPr>
-        <w:pStyle w:val="Heading4"/>
-      </w:pPr>
-      <w:r>
-        <w:t>Lợi ích chính</w:t>
-      </w:r>
-    </w:p>
-    <w:p>
-      <w:pPr>
-        <w:pStyle w:val="ListParagraph"/>
-        <w:numPr>
-          <w:ilvl w:val="0"/>
-          <w:numId w:val="2"/>
-        </w:numPr>
-        <w:spacing w:after="60"/>
-      </w:pPr>
-      <w:r>
-        <w:t>Mỗi cuộc gọi đến đều có ngữ cảnh đầy đủ KH ngay khi tổng đài viên nhấc máy.</w:t>
-      </w:r>
-    </w:p>
-    <w:p>
-      <w:pPr>
-        <w:pStyle w:val="ListParagraph"/>
-        <w:numPr>
-          <w:ilvl w:val="0"/>
-          <w:numId w:val="2"/>
-        </w:numPr>
-        <w:spacing w:after="60"/>
-      </w:pPr>
-      <w:r>
-        <w:t>Định tuyến thông minh — sự cố kỹ thuật về kỹ thuật, hóa đơn về kinh doanh, không qua nhiều cấp.</w:t>
-      </w:r>
-    </w:p>
-    <w:p>
-      <w:pPr>
-        <w:pStyle w:val="ListParagraph"/>
-        <w:numPr>
-          <w:ilvl w:val="0"/>
-          <w:numId w:val="2"/>
-        </w:numPr>
-        <w:spacing w:after="60"/>
-      </w:pPr>
-      <w:r>
-        <w:t>Quản lý chất lượng dịch vụ bằng số liệu thực tế thay vì cảm tính.</w:t>
-      </w:r>
-    </w:p>
-    <w:p>
-      <w:pPr>
-        <w:pStyle w:val="Heading4"/>
-      </w:pPr>
-      <w:r>
-        <w:t>Các chức năng con</w:t>
-      </w:r>
-    </w:p>
-    <w:p>
-      <w:pPr>
-        <w:pStyle w:val="ListParagraph"/>
-        <w:numPr>
-          <w:ilvl w:val="0"/>
-          <w:numId w:val="2"/>
-        </w:numPr>
-        <w:spacing w:after="60"/>
-      </w:pPr>
-      <w:r>
-        <w:t>IVR thông minh đa nhánh: Nhấn 1 báo sự cố; Nhấn 2 tra cứu hóa đơn; Nhấn 3 đăng ký lắp đặt mới; Nhấn 4 khiếu nại; Nhấn 0 gặp tổng đài viên.</w:t>
-      </w:r>
-    </w:p>
-    <w:p>
-      <w:pPr>
-        <w:pStyle w:val="ListParagraph"/>
-        <w:numPr>
-          <w:ilvl w:val="0"/>
-          <w:numId w:val="2"/>
-        </w:numPr>
-        <w:spacing w:after="60"/>
-      </w:pPr>
-      <w:r>
-        <w:t>Định tuyến theo địa bàn KH: KH ở Cẩm Phả → tổng đài viên thông thạo địa bàn Cẩm Phả (nếu có thể).</w:t>
-      </w:r>
-    </w:p>
-    <w:p>
-      <w:pPr>
-        <w:pStyle w:val="ListParagraph"/>
-        <w:numPr>
-          <w:ilvl w:val="0"/>
-          <w:numId w:val="2"/>
-        </w:numPr>
-        <w:spacing w:after="60"/>
-      </w:pPr>
-      <w:r>
-        <w:t>Pop-up CRM tự động: khi cuộc gọi đến, màn hình tổng đài viên tự bật hồ sơ KH 360° (theo SĐT gọi đến).</w:t>
-      </w:r>
-    </w:p>
-    <w:p>
-      <w:pPr>
-        <w:pStyle w:val="ListParagraph"/>
-        <w:numPr>
-          <w:ilvl w:val="0"/>
-          <w:numId w:val="2"/>
-        </w:numPr>
-        <w:spacing w:after="60"/>
-      </w:pPr>
-      <w:r>
-        <w:t xml:space="preserve">Click-to-call ngược lại từ My </w:t>
-      </w:r>
-      <w:r>
-        <w:t>Công ty</w:t>
-      </w:r>
-      <w:r>
-        <w:t xml:space="preserve"> App (KH bấm trong app, hệ thống gọi lại trong &lt; 60 giây — không tốn phí KH).</w:t>
-      </w:r>
-    </w:p>
-    <w:p>
-      <w:pPr>
-        <w:pStyle w:val="ListParagraph"/>
-        <w:numPr>
-          <w:ilvl w:val="0"/>
-          <w:numId w:val="2"/>
-        </w:numPr>
-        <w:spacing w:after="60"/>
-      </w:pPr>
-      <w:r>
-        <w:t>Ghi âm 100% cuộc gọi, lưu 90 ngày, tổng đài viên không thể tắt ghi âm.</w:t>
       </w:r>
     </w:p>
     <w:p>
@@ -6920,7 +6943,61 @@
         <w:spacing w:after="60"/>
       </w:pPr>
       <w:r>
-        <w:t>Theo dõi tiến độ ticket: đã tiếp nhận → đội đang di chuyển → đang sửa → đã xong, có ETA giống Grab.</w:t>
+        <w:t xml:space="preserve">Theo </w:t>
+      </w:r>
+      <w:proofErr w:type="spellStart"/>
+      <w:r>
+        <w:t>dõi</w:t>
+      </w:r>
+      <w:proofErr w:type="spellEnd"/>
+      <w:r>
+        <w:t xml:space="preserve"> </w:t>
+      </w:r>
+      <w:proofErr w:type="spellStart"/>
+      <w:r>
+        <w:t>tiến</w:t>
+      </w:r>
+      <w:proofErr w:type="spellEnd"/>
+      <w:r>
+        <w:t xml:space="preserve"> </w:t>
+      </w:r>
+      <w:proofErr w:type="spellStart"/>
+      <w:r>
+        <w:t>độ</w:t>
+      </w:r>
+      <w:proofErr w:type="spellEnd"/>
+      <w:r>
+        <w:t xml:space="preserve"> tick</w:t>
+      </w:r>
+      <w:r>
+        <w:tab/>
+      </w:r>
+      <w:r>
+        <w:t xml:space="preserve">et: </w:t>
+      </w:r>
+      <w:proofErr w:type="spellStart"/>
+      <w:r>
+        <w:t>đã</w:t>
+      </w:r>
+      <w:proofErr w:type="spellEnd"/>
+      <w:r>
+        <w:t xml:space="preserve"> </w:t>
+      </w:r>
+      <w:proofErr w:type="spellStart"/>
+      <w:r>
+        <w:t>tiếp</w:t>
+      </w:r>
+      <w:proofErr w:type="spellEnd"/>
+      <w:r>
+        <w:t xml:space="preserve"> </w:t>
+      </w:r>
+      <w:proofErr w:type="spellStart"/>
+      <w:r>
+        <w:t>nhận</w:t>
+      </w:r>
+      <w:proofErr w:type="spellEnd"/>
+      <w:r>
+        <w:t xml:space="preserve"> → đội đang di chuyển → đang sửa → đã xong, có ETA giống Grab.</w:t>
       </w:r>
     </w:p>
     <w:p>
@@ -11520,9 +11597,6 @@
         <w:bottom w:val="single" w:sz="6" w:space="1" w:color="1F4E79"/>
       </w:pBdr>
       <w:jc w:val="right"/>
-      <w:rPr>
-        <w:lang w:val="en-US"/>
-      </w:rPr>
     </w:pPr>
   </w:p>
 </w:hdr>
@@ -11697,7 +11771,7 @@
         <w:rFonts w:ascii="Arial" w:eastAsia="Arial" w:hAnsi="Arial" w:cs="Arial"/>
         <w:sz w:val="22"/>
         <w:szCs w:val="22"/>
-        <w:lang w:eastAsia="en-US" w:bidi="ar-SA"/>
+        <w:lang w:val="en-US" w:eastAsia="en-US" w:bidi="ar-SA"/>
       </w:rPr>
     </w:rPrDefault>
     <w:pPrDefault/>
